--- a/pr-preview/pr-126/distributions-tracked-changes.docx
+++ b/pr-preview/pr-126/distributions-tracked-changes.docx
@@ -26,7 +26,7 @@
       </w:pPr>
       <w:ins w:id="2" w:author="PR Preview" w:date="2026-01-01T00:00:00Z">
         <w:r>
-          <w:t xml:space="preserve">Last modified: 2026-10-13 21:13:03 (PDT)</w:t>
+          <w:t xml:space="preserve">Last modified: 2026-10-13 21:24:35 (PDT)</w:t>
         </w:r>
       </w:ins>
     </w:p>
@@ -37795,7 +37795,7 @@
     </w:p>
     <w:bookmarkEnd w:id="94"/>
     <w:bookmarkEnd w:id="95"/>
-    <w:bookmarkStart w:id="133" w:name="sec-mvn"/>
+    <w:bookmarkStart w:id="132" w:name="sec-mvn"/>
     <w:p>
       <w:pPr>
         <w:pStyle w:val="Heading2"/>
@@ -45034,7 +45034,7 @@
       <w:r>
         <w:t xml:space="preserve">(</w:t>
       </w:r>
-      <w:hyperlink r:id="rId120">
+      <w:hyperlink r:id="rId108">
         <w:r>
           <w:rPr>
             <w:rStyle w:val="Hyperlink"/>
@@ -45142,7 +45142,7 @@
       <w:r>
         <w:t xml:space="preserve">(</w:t>
       </w:r>
-      <w:hyperlink r:id="rId121">
+      <w:hyperlink r:id="rId120">
         <w:r>
           <w:rPr>
             <w:rStyle w:val="Hyperlink"/>
@@ -45188,7 +45188,7 @@
       <w:r>
         <w:t xml:space="preserve"> </w:t>
       </w:r>
-      <w:hyperlink r:id="rId122">
+      <w:hyperlink r:id="rId121">
         <w:r>
           <w:rPr>
             <w:rStyle w:val="Hyperlink"/>
@@ -45220,7 +45220,7 @@
         <w:t xml:space="preserve">variables as its remark describes.</w:t>
       </w:r>
     </w:p>
-    <w:bookmarkStart w:id="123" w:name="cor-mvn-uncorrelated-indpt"/>
+    <w:bookmarkStart w:id="122" w:name="cor-mvn-uncorrelated-indpt"/>
     <w:p>
       <w:pPr>
         <w:pStyle w:val="BodyText"/>
@@ -45496,7 +45496,7 @@
         <w:t xml:space="preserve">.</w:t>
       </w:r>
     </w:p>
-    <w:bookmarkEnd w:id="123"/>
+    <w:bookmarkEnd w:id="122"/>
     <w:p>
       <w:pPr>
         <w:pStyle w:val="BodyText"/>
@@ -45711,7 +45711,7 @@
           <w:delText xml:space="preserve">(</w:delText>
         </w:r>
       </w:del>
-      <w:hyperlink r:id="rId124">
+      <w:hyperlink r:id="rId123">
         <w:del w:id="705" w:author="PR Preview" w:date="2026-01-01T00:00:00Z">
           <w:r>
             <w:rPr>
@@ -46014,7 +46014,7 @@
           <w:t xml:space="preserve">(</w:t>
         </w:r>
       </w:ins>
-      <w:hyperlink r:id="rId124">
+      <w:hyperlink r:id="rId123">
         <w:ins w:id="734" w:author="PR Preview" w:date="2026-01-01T00:00:00Z">
           <w:r>
             <w:rPr>
@@ -46225,7 +46225,7 @@
       <w:r>
         <w:t xml:space="preserve">(</w:t>
       </w:r>
-      <w:hyperlink r:id="rId121">
+      <w:hyperlink r:id="rId120">
         <w:r>
           <w:rPr>
             <w:rStyle w:val="Hyperlink"/>
@@ -46424,7 +46424,7 @@
       <w:r>
         <w:t xml:space="preserve"> </w:t>
       </w:r>
-      <w:hyperlink r:id="rId125">
+      <w:hyperlink r:id="rId124">
         <w:r>
           <w:rPr>
             <w:rStyle w:val="Hyperlink"/>
@@ -46531,7 +46531,7 @@
       <w:r>
         <w:t xml:space="preserve"> </w:t>
       </w:r>
-      <w:hyperlink r:id="rId126">
+      <w:hyperlink r:id="rId125">
         <w:r>
           <w:rPr>
             <w:rStyle w:val="Hyperlink"/>
@@ -46566,7 +46566,7 @@
       <w:r>
         <w:t xml:space="preserve">(</w:t>
       </w:r>
-      <w:hyperlink r:id="rId127">
+      <w:hyperlink r:id="rId126">
         <w:r>
           <w:rPr>
             <w:rStyle w:val="Hyperlink"/>
@@ -46612,7 +46612,7 @@
       <w:r>
         <w:t xml:space="preserve">(</w:t>
       </w:r>
-      <w:hyperlink r:id="rId128">
+      <w:hyperlink r:id="rId127">
         <w:r>
           <w:rPr>
             <w:rStyle w:val="Hyperlink"/>
@@ -46624,7 +46624,7 @@
         <w:t xml:space="preserve">).</w:t>
       </w:r>
     </w:p>
-    <w:bookmarkStart w:id="130" w:name="thm-mahalanobis-eigen"/>
+    <w:bookmarkStart w:id="129" w:name="thm-mahalanobis-eigen"/>
     <w:p>
       <w:pPr>
         <w:pStyle w:val="BodyText"/>
@@ -46676,7 +46676,7 @@
           <w:delText xml:space="preserve"> </w:delText>
         </w:r>
       </w:del>
-      <w:hyperlink r:id="rId129">
+      <w:hyperlink r:id="rId128">
         <w:del w:id="755" w:author="PR Preview" w:date="2026-01-01T00:00:00Z">
           <w:r>
             <w:rPr>
@@ -46985,7 +46985,7 @@
           <w:t xml:space="preserve"> </w:t>
         </w:r>
       </w:ins>
-      <w:hyperlink r:id="rId129">
+      <w:hyperlink r:id="rId128">
         <w:ins w:id="780" w:author="PR Preview" w:date="2026-01-01T00:00:00Z">
           <w:r>
             <w:rPr>
@@ -47442,7 +47442,7 @@
         </m:oMath>
       </m:oMathPara>
     </w:p>
-    <w:bookmarkEnd w:id="130"/>
+    <w:bookmarkEnd w:id="129"/>
     <w:p>
       <w:pPr>
         <w:pStyle w:val="FirstParagraph"/>
@@ -48596,7 +48596,7 @@
         <w:t xml:space="preserve">.</w:t>
       </w:r>
     </w:p>
-    <w:bookmarkStart w:id="132" w:name="exm-mahalanobis-eigen"/>
+    <w:bookmarkStart w:id="131" w:name="exm-mahalanobis-eigen"/>
     <w:p>
       <w:pPr>
         <w:pStyle w:val="BodyText"/>
@@ -49004,7 +49004,7 @@
           <w:delText xml:space="preserve">(</w:delText>
         </w:r>
       </w:del>
-      <w:hyperlink r:id="rId131">
+      <w:hyperlink r:id="rId130">
         <w:del w:id="821" w:author="PR Preview" w:date="2026-01-01T00:00:00Z">
           <w:r>
             <w:rPr>
@@ -49457,7 +49457,7 @@
           <w:t xml:space="preserve">(</w:t>
         </w:r>
       </w:ins>
-      <w:hyperlink r:id="rId131">
+      <w:hyperlink r:id="rId130">
         <w:ins w:id="851" w:author="PR Preview" w:date="2026-01-01T00:00:00Z">
           <w:r>
             <w:rPr>
@@ -50616,9 +50616,9 @@
         <w:t xml:space="preserve">are positively correlated.</w:t>
       </w:r>
     </w:p>
+    <w:bookmarkEnd w:id="131"/>
     <w:bookmarkEnd w:id="132"/>
-    <w:bookmarkEnd w:id="133"/>
-    <w:bookmarkStart w:id="148" w:name="sec-mixture"/>
+    <w:bookmarkStart w:id="147" w:name="sec-mixture"/>
     <w:p>
       <w:pPr>
         <w:pStyle w:val="Heading2"/>
@@ -50627,7 +50627,7 @@
         <w:t xml:space="preserve">7 Mixture distributions</w:t>
       </w:r>
     </w:p>
-    <w:bookmarkStart w:id="134" w:name="def-mixture"/>
+    <w:bookmarkStart w:id="133" w:name="def-mixture"/>
     <w:p>
       <w:pPr>
         <w:pStyle w:val="FirstParagraph"/>
@@ -51202,8 +51202,8 @@
         </m:oMath>
       </m:oMathPara>
     </w:p>
-    <w:bookmarkEnd w:id="134"/>
-    <w:bookmarkStart w:id="135" w:name="def-mixture-component"/>
+    <w:bookmarkEnd w:id="133"/>
+    <w:bookmarkStart w:id="134" w:name="def-mixture-component"/>
     <w:p>
       <w:pPr>
         <w:pStyle w:val="FirstParagraph"/>
@@ -51386,7 +51386,7 @@
           <w:delText xml:space="preserve"> </w:delText>
         </w:r>
       </w:del>
-      <w:hyperlink r:id="rId136">
+      <w:hyperlink r:id="rId135">
         <w:del w:id="879" w:author="PR Preview" w:date="2026-01-01T00:00:00Z">
           <w:r>
             <w:rPr>
@@ -51520,8 +51520,8 @@
         </w:r>
       </w:ins>
     </w:p>
-    <w:bookmarkEnd w:id="135"/>
-    <w:bookmarkStart w:id="138" w:name="thm-mixture-two-stage"/>
+    <w:bookmarkEnd w:id="134"/>
+    <w:bookmarkStart w:id="137" w:name="thm-mixture-two-stage"/>
     <w:p>
       <w:pPr>
         <w:pStyle w:val="BodyText"/>
@@ -51610,7 +51610,7 @@
           <w:t xml:space="preserve"> </w:t>
         </w:r>
       </w:ins>
-      <w:hyperlink r:id="rId136">
+      <w:hyperlink r:id="rId135">
         <w:ins w:id="905" w:author="PR Preview" w:date="2026-01-01T00:00:00Z">
           <w:r>
             <w:rPr>
@@ -52001,7 +52001,7 @@
       <w:r>
         <w:t xml:space="preserve"> </w:t>
       </w:r>
-      <w:hyperlink r:id="rId137">
+      <w:hyperlink r:id="rId136">
         <w:r>
           <w:rPr>
             <w:rStyle w:val="Hyperlink"/>
@@ -52129,7 +52129,7 @@
         <w:t xml:space="preserve">.</w:t>
       </w:r>
     </w:p>
-    <w:bookmarkEnd w:id="138"/>
+    <w:bookmarkEnd w:id="137"/>
     <w:p>
       <w:pPr>
         <w:pStyle w:val="FirstParagraph"/>
@@ -52150,7 +52150,7 @@
       <w:r>
         <w:t xml:space="preserve"> </w:t>
       </w:r>
-      <w:hyperlink r:id="rId139">
+      <w:hyperlink r:id="rId138">
         <w:r>
           <w:rPr>
             <w:rStyle w:val="Hyperlink"/>
@@ -52374,7 +52374,7 @@
       <w:r>
         <w:t xml:space="preserve"> </w:t>
       </w:r>
-      <w:hyperlink r:id="rId137">
+      <w:hyperlink r:id="rId136">
         <w:r>
           <w:rPr>
             <w:rStyle w:val="Hyperlink"/>
@@ -54195,7 +54195,7 @@
         </w:r>
       </w:ins>
     </w:p>
-    <w:bookmarkStart w:id="140" w:name="thm-mixture-mean"/>
+    <w:bookmarkStart w:id="139" w:name="thm-mixture-mean"/>
     <w:p>
       <w:pPr>
         <w:pStyle w:val="BodyText"/>
@@ -54549,7 +54549,7 @@
         </m:oMath>
       </m:oMathPara>
     </w:p>
-    <w:bookmarkEnd w:id="140"/>
+    <w:bookmarkEnd w:id="139"/>
     <w:p>
       <w:pPr>
         <w:pStyle w:val="FirstParagraph"/>
@@ -55398,7 +55398,7 @@
       <w:r>
         <w:t xml:space="preserve"> </w:t>
       </w:r>
-      <w:hyperlink r:id="rId141">
+      <w:hyperlink r:id="rId140">
         <w:r>
           <w:rPr>
             <w:rStyle w:val="Hyperlink"/>
@@ -55410,7 +55410,7 @@
         <w:t xml:space="preserve">.</w:t>
       </w:r>
     </w:p>
-    <w:bookmarkStart w:id="142" w:name="thm-mixture-posterior"/>
+    <w:bookmarkStart w:id="141" w:name="thm-mixture-posterior"/>
     <w:p>
       <w:pPr>
         <w:pStyle w:val="BodyText"/>
@@ -55843,7 +55843,7 @@
           <w:delText xml:space="preserve"> </w:delText>
         </w:r>
       </w:del>
-      <w:hyperlink r:id="rId137">
+      <w:hyperlink r:id="rId136">
         <w:del w:id="1053" w:author="PR Preview" w:date="2026-01-01T00:00:00Z">
           <w:r>
             <w:rPr>
@@ -56301,7 +56301,7 @@
           <w:delText xml:space="preserve"> </w:delText>
         </w:r>
       </w:del>
-      <w:hyperlink r:id="rId143">
+      <w:hyperlink r:id="rId142">
         <w:del w:id="1068" w:author="PR Preview" w:date="2026-01-01T00:00:00Z">
           <w:r>
             <w:rPr>
@@ -56503,7 +56503,7 @@
           <w:delText xml:space="preserve"> </w:delText>
         </w:r>
       </w:del>
-      <w:hyperlink r:id="rId144">
+      <w:hyperlink r:id="rId143">
         <w:del w:id="1090" w:author="PR Preview" w:date="2026-01-01T00:00:00Z">
           <w:r>
             <w:rPr>
@@ -56976,7 +56976,7 @@
         </m:oMath>
       </m:oMathPara>
     </w:p>
-    <w:bookmarkEnd w:id="142"/>
+    <w:bookmarkEnd w:id="141"/>
     <w:p>
       <w:pPr>
         <w:pStyle w:val="FirstParagraph"/>
@@ -57086,7 +57086,7 @@
           <w:t xml:space="preserve"> </w:t>
         </w:r>
       </w:ins>
-      <w:hyperlink r:id="rId137">
+      <w:hyperlink r:id="rId136">
         <w:ins w:id="1133" w:author="PR Preview" w:date="2026-01-01T00:00:00Z">
           <w:r>
             <w:rPr>
@@ -57544,7 +57544,7 @@
           <w:t xml:space="preserve"> </w:t>
         </w:r>
       </w:ins>
-      <w:hyperlink r:id="rId143">
+      <w:hyperlink r:id="rId142">
         <w:ins w:id="1148" w:author="PR Preview" w:date="2026-01-01T00:00:00Z">
           <w:r>
             <w:rPr>
@@ -57746,7 +57746,7 @@
           <w:t xml:space="preserve"> </w:t>
         </w:r>
       </w:ins>
-      <w:hyperlink r:id="rId144">
+      <w:hyperlink r:id="rId143">
         <w:ins w:id="1170" w:author="PR Preview" w:date="2026-01-01T00:00:00Z">
           <w:r>
             <w:rPr>
@@ -57762,7 +57762,7 @@
         </w:r>
       </w:ins>
     </w:p>
-    <w:bookmarkStart w:id="145" w:name="def-responsibility"/>
+    <w:bookmarkStart w:id="144" w:name="def-responsibility"/>
     <w:p>
       <w:pPr>
         <w:pStyle w:val="BodyText"/>
@@ -57961,8 +57961,8 @@
         </w:r>
       </w:ins>
     </w:p>
-    <w:bookmarkEnd w:id="145"/>
-    <w:bookmarkStart w:id="146" w:name="exm-mixture-gaussian"/>
+    <w:bookmarkEnd w:id="144"/>
+    <w:bookmarkStart w:id="145" w:name="exm-mixture-gaussian"/>
     <w:p>
       <w:pPr>
         <w:pStyle w:val="BodyText"/>
@@ -58347,7 +58347,7 @@
           <w:delText xml:space="preserve"> </w:delText>
         </w:r>
       </w:del>
-      <w:hyperlink r:id="rId120">
+      <w:hyperlink r:id="rId108">
         <w:del w:id="1204" w:author="PR Preview" w:date="2026-01-01T00:00:00Z">
           <w:r>
             <w:rPr>
@@ -59492,7 +59492,7 @@
         <w:t xml:space="preserve">.</w:t>
       </w:r>
     </w:p>
-    <w:bookmarkEnd w:id="146"/>
+    <w:bookmarkEnd w:id="145"/>
     <w:p>
       <w:pPr>
         <w:pStyle w:val="FirstParagraph"/>
@@ -59540,7 +59540,7 @@
         <w:t xml:space="preserve">would describe them poorly.</w:t>
       </w:r>
     </w:p>
-    <w:bookmarkStart w:id="147" w:name="exm-nb-mixture"/>
+    <w:bookmarkStart w:id="146" w:name="exm-nb-mixture"/>
     <w:p>
       <w:pPr>
         <w:pStyle w:val="BodyText"/>
@@ -60195,9 +60195,9 @@
         </w:r>
       </w:ins>
     </w:p>
+    <w:bookmarkEnd w:id="146"/>
     <w:bookmarkEnd w:id="147"/>
-    <w:bookmarkEnd w:id="148"/>
-    <w:bookmarkStart w:id="152" w:name="references"/>
+    <w:bookmarkStart w:id="151" w:name="references"/>
     <w:p>
       <w:pPr>
         <w:pStyle w:val="Heading2"/>
@@ -60206,8 +60206,8 @@
         <w:t xml:space="preserve">References</w:t>
       </w:r>
     </w:p>
-    <w:bookmarkStart w:id="151" w:name="refs"/>
-    <w:bookmarkStart w:id="150" w:name="ref-CaseBerg01"/>
+    <w:bookmarkStart w:id="150" w:name="refs"/>
+    <w:bookmarkStart w:id="149" w:name="ref-CaseBerg01"/>
     <w:p>
       <w:pPr>
         <w:pStyle w:val="Bibliography"/>
@@ -60231,7 +60231,7 @@
       <w:r>
         <w:t xml:space="preserve"> </w:t>
       </w:r>
-      <w:hyperlink r:id="rId149">
+      <w:hyperlink r:id="rId148">
         <w:r>
           <w:rPr>
             <w:rStyle w:val="Hyperlink"/>
@@ -60243,9 +60243,9 @@
         <w:t xml:space="preserve">.</w:t>
       </w:r>
     </w:p>
+    <w:bookmarkEnd w:id="149"/>
     <w:bookmarkEnd w:id="150"/>
     <w:bookmarkEnd w:id="151"/>
-    <w:bookmarkEnd w:id="152"/>
     <w:sectPr>
       <w:footnotePr>
         <w:numRestart w:val="eachSect"/>
